--- a/samples/数字集成电路设计/课程资料/第1章 CMOS反相器/虚拟实验/实验1.2 电压传输特性与噪声容限（编码器抗干扰） 实验指导书.docx
+++ b/samples/数字集成电路设计/课程资料/第1章 CMOS反相器/虚拟实验/实验1.2 电压传输特性与噪声容限（编码器抗干扰） 实验指导书.docx
@@ -1029,7 +1029,7 @@
                 <w:b/>
                 <w:sz w:val="19"/>
               </w:rPr>
-              <w:t>VM  V（测）</w:t>
+              <w:t>VM  V（曲线）</w:t>
             </w:r>
           </w:p>
         </w:tc>
@@ -1476,7 +1476,7 @@
         <w:rPr>
           <w:rFonts w:ascii="Times New Roman" w:hAnsi="Times New Roman" w:eastAsia="宋体"/>
         </w:rPr>
-        <w:t>中段曲线极陡，游标步长 0.01 V，VM 以“曲线”读数为准。</w:t>
+        <w:t>“VM（曲线）”取传输曲线与 Vout = Vin 直线的交点，“VM（公式）”由两管同时饱和的公式算出，两者应几乎相同。</w:t>
       </w:r>
       <w:r>
         <w:br/>
@@ -1486,7 +1486,7 @@
           <w:color w:val="5B6B75"/>
           <w:sz w:val="19"/>
         </w:rPr>
-        <w:t>The middle of the curve is very steep; the cursor step is 0.01 V, so read VM from the curve value.</w:t>
+        <w:t>“VM (curve)” is where the curve crosses Vout = Vin; “VM (formula)” comes from the both-saturated formula. They should nearly agree.</w:t>
       </w:r>
     </w:p>
     <w:p>
@@ -1614,7 +1614,7 @@
         <w:rPr>
           <w:rFonts w:ascii="Times New Roman" w:hAnsi="Times New Roman" w:eastAsia="宋体"/>
         </w:rPr>
-        <w:t>编码器信号经 2 m 电缆进入芯片，叠加约 ±0.3 V 干扰。(1) Wp/Wn = 1 时 NML、NMH 各多少（参考：0.55、0.82 V）？(2) Wp/Wn = 2.25 时呢（参考：均约 0.67 V）？(3) 要求容限不小于干扰的 2 倍，应怎样选尺寸？干扰更大时电路上还能怎么办（如施密特触发器、差分信号）？</w:t>
+        <w:t>编码器信号经 2 m 电缆进入芯片，叠加约 ±0.3 V 干扰。(1) Wp/Wn = 1 时 NML、NMH 各多少（参考：0.55、0.82 V）？(2) Wp/Wn = 2.25 时呢（参考：均约 0.675 V）？(3) 要求容限不小于干扰的 2 倍，应怎样选尺寸？干扰更大时电路上还能怎么办（如施密特触发器、差分信号）？</w:t>
       </w:r>
     </w:p>
     <w:p>
@@ -1628,7 +1628,7 @@
           <w:color w:val="5B6B75"/>
           <w:sz w:val="19"/>
         </w:rPr>
-        <w:t>The encoder signal travels 2 m of cable with about ±0.3 V of noise. (1) With Wp/Wn = 1, what are NML and NMH (reference: 0.55 and 0.82 V)? (2) With Wp/Wn = 2.25 (reference: both about 0.67 V)? (3) If the margins must be at least twice the noise, how would you size it, and what if the noise were larger (Schmitt trigger, differential signalling)?</w:t>
+        <w:t>The encoder signal travels 2 m of cable with about ±0.3 V of noise. (1) With Wp/Wn = 1, what are NML and NMH (reference: 0.55 and 0.82 V)? (2) With Wp/Wn = 2.25 (reference: both about 0.675 V)? (3) If the margins must be at least twice the noise, how would you size it, and what if the noise were larger (Schmitt trigger, differential signalling)?</w:t>
       </w:r>
     </w:p>
     <w:p>

--- a/samples/数字集成电路设计/课程资料/第1章 CMOS反相器/虚拟实验/实验1.2 电压传输特性与噪声容限（编码器抗干扰） 实验指导书.docx
+++ b/samples/数字集成电路设计/课程资料/第1章 CMOS反相器/虚拟实验/实验1.2 电压传输特性与噪声容限（编码器抗干扰） 实验指导书.docx
@@ -194,7 +194,7 @@
         <w:rPr>
           <w:rFonts w:ascii="Times New Roman" w:hAnsi="Times New Roman" w:eastAsia="宋体"/>
         </w:rPr>
-        <w:t>Wp/Wn = r = k′n/k′p = 2.25 时两管等强，VM = VDD/2。</w:t>
+        <w:t>Wp/Wn = r = k′n/k′p = 2.31 时两管等强，VM = VDD/2。</w:t>
       </w:r>
     </w:p>
     <w:p>
@@ -208,7 +208,7 @@
           <w:color w:val="5B6B75"/>
           <w:sz w:val="19"/>
         </w:rPr>
-        <w:t>With Wp/Wn = r = k′n/k′p = 2.25 the two transistors are equally strong and VM = VDD/2.</w:t>
+        <w:t>With Wp/Wn = r = k′n/k′p = 2.31 the two transistors are equally strong and VM = VDD/2.</w:t>
       </w:r>
     </w:p>
     <w:p>
@@ -219,7 +219,7 @@
         <w:rPr>
           <w:rFonts w:ascii="Times New Roman" w:hAnsi="Times New Roman" w:eastAsia="宋体"/>
         </w:rPr>
-        <w:t>模型参数（示意值，以后按 SKY130 校准）：VDD = 1.8 V，|VT| = 0.45 V，k′n = 90 μA/V²，k′p = 40 μA/V²，L = 0.15 μm，最小 W = 0.42 μm。</w:t>
+        <w:t>模型参数（按 SKY130 工艺库 tt、27 °C 校准的有效值，校准记录见生成脚本 calib/）：VDD = 1.8 V，|VT| = 0.55 V，k′n = 90 μA/V²，k′p = 39 μA/V²，L = 0.15 μm，最小 W = 0.42 μm。</w:t>
       </w:r>
     </w:p>
     <w:p>
@@ -233,7 +233,7 @@
           <w:color w:val="5B6B75"/>
           <w:sz w:val="19"/>
         </w:rPr>
-        <w:t>Model parameters (illustrative, to be calibrated to SKY130): VDD = 1.8 V, |VT| = 0.45 V, k′n = 90 μA/V², k′p = 40 μA/V², L = 0.15 μm, minimum W = 0.42 μm.</w:t>
+        <w:t>Model parameters (effective values calibrated to SKY130, tt, 27 °C; see calib/ in the build scripts): VDD = 1.8 V, |VT| = 0.55 V, k′n = 90 μA/V², k′p = 39 μA/V², L = 0.15 μm, minimum W = 0.42 μm.</w:t>
       </w:r>
     </w:p>
     <w:p>
@@ -487,7 +487,7 @@
         <w:rPr>
           <w:rFonts w:ascii="Times New Roman" w:hAnsi="Times New Roman" w:eastAsia="宋体"/>
         </w:rPr>
-        <w:t>2. 读出 VM、VIL、VIH、NML、NMH；把尺寸比改为 1.5、2.25、3.0 重复，填表 2。</w:t>
+        <w:t>2. 读出 VM、VIL、VIH、NML、NMH；把尺寸比改为 1.5、2.30、3.0 重复，填表 2。</w:t>
       </w:r>
       <w:r>
         <w:br/>
@@ -497,7 +497,7 @@
           <w:color w:val="5B6B75"/>
           <w:sz w:val="19"/>
         </w:rPr>
-        <w:t>Read VM, VIL, VIH, NML and NMH; repeat for ratios 1.5, 2.25 and 3.0 in Table 2.</w:t>
+        <w:t>Read VM, VIL, VIH, NML and NMH; repeat for ratios 1.5, 2.30 and 3.0 in Table 2.</w:t>
       </w:r>
     </w:p>
     <w:p>
@@ -1288,7 +1288,7 @@
                 <w:rFonts w:ascii="Times New Roman" w:hAnsi="Times New Roman" w:eastAsia="宋体"/>
                 <w:sz w:val="19"/>
               </w:rPr>
-              <w:t>2.25</w:t>
+              <w:t>2.30</w:t>
             </w:r>
           </w:p>
         </w:tc>
@@ -1614,7 +1614,7 @@
         <w:rPr>
           <w:rFonts w:ascii="Times New Roman" w:hAnsi="Times New Roman" w:eastAsia="宋体"/>
         </w:rPr>
-        <w:t>编码器信号经 2 m 电缆进入芯片，叠加约 ±0.3 V 干扰。(1) Wp/Wn = 1 时 NML、NMH 各多少（参考：0.55、0.82 V）？(2) Wp/Wn = 2.25 时呢（参考：均约 0.675 V）？(3) 要求容限不小于干扰的 2 倍，应怎样选尺寸？干扰更大时电路上还能怎么办（如施密特触发器、差分信号）？</w:t>
+        <w:t>编码器信号经 2 m 电缆进入芯片，叠加约 ±0.3 V 干扰。(1) Wp/Wn = 1 时 NML、NMH 各多少（参考：0.63、0.84 V）？(2) Wp/Wn = 2.31 时呢（参考：均约 0.725 V）？(3) 要求容限不小于干扰的 2 倍，应怎样选尺寸？干扰更大时电路上还能怎么办（如施密特触发器、差分信号）？</w:t>
       </w:r>
     </w:p>
     <w:p>
@@ -1628,7 +1628,7 @@
           <w:color w:val="5B6B75"/>
           <w:sz w:val="19"/>
         </w:rPr>
-        <w:t>The encoder signal travels 2 m of cable with about ±0.3 V of noise. (1) With Wp/Wn = 1, what are NML and NMH (reference: 0.55 and 0.82 V)? (2) With Wp/Wn = 2.25 (reference: both about 0.675 V)? (3) If the margins must be at least twice the noise, how would you size it, and what if the noise were larger (Schmitt trigger, differential signalling)?</w:t>
+        <w:t>The encoder signal travels 2 m of cable with about ±0.3 V of noise. (1) With Wp/Wn = 1, what are NML and NMH (reference: 0.63 and 0.84 V)? (2) With Wp/Wn = 2.31 (reference: both about 0.725 V)? (3) If the margins must be at least twice the noise, how would you size it, and what if the noise were larger (Schmitt trigger, differential signalling)?</w:t>
       </w:r>
     </w:p>
     <w:p>

--- a/samples/数字集成电路设计/课程资料/第1章 CMOS反相器/虚拟实验/实验1.2 电压传输特性与噪声容限（编码器抗干扰） 实验指导书.docx
+++ b/samples/数字集成电路设计/课程资料/第1章 CMOS反相器/虚拟实验/实验1.2 电压传输特性与噪声容限（编码器抗干扰） 实验指导书.docx
@@ -194,7 +194,7 @@
         <w:rPr>
           <w:rFonts w:ascii="Times New Roman" w:hAnsi="Times New Roman" w:eastAsia="宋体"/>
         </w:rPr>
-        <w:t>Wp/Wn = r = k′n/k′p = 2.31 时两管等强，VM = VDD/2。</w:t>
+        <w:t>Wp/Wn = r = k′n/k′p = 2.43 时两管等强，VM = VDD/2。</w:t>
       </w:r>
     </w:p>
     <w:p>
@@ -208,7 +208,7 @@
           <w:color w:val="5B6B75"/>
           <w:sz w:val="19"/>
         </w:rPr>
-        <w:t>With Wp/Wn = r = k′n/k′p = 2.31 the two transistors are equally strong and VM = VDD/2.</w:t>
+        <w:t>With Wp/Wn = r = k′n/k′p = 2.43 the two transistors are equally strong and VM = VDD/2.</w:t>
       </w:r>
     </w:p>
     <w:p>
@@ -219,7 +219,7 @@
         <w:rPr>
           <w:rFonts w:ascii="Times New Roman" w:hAnsi="Times New Roman" w:eastAsia="宋体"/>
         </w:rPr>
-        <w:t>模型参数（按 SKY130 工艺库 tt、27 °C 校准的有效值，校准记录见生成脚本 calib/）：VDD = 1.8 V，|VT| = 0.55 V，k′n = 90 μA/V²，k′p = 39 μA/V²，L = 0.15 μm，最小 W = 0.42 μm。</w:t>
+        <w:t>模型参数（按 SKY130 工艺库 tt、27 °C 校准的有效值，校准记录见生成脚本 calib/）：VDD = 1.8 V，|VT| = 0.55 V，k′n = 84 μA/V²，k′p = 35 μA/V²，L = 0.15 μm，最小 W = 0.42 μm。</w:t>
       </w:r>
     </w:p>
     <w:p>
@@ -233,7 +233,7 @@
           <w:color w:val="5B6B75"/>
           <w:sz w:val="19"/>
         </w:rPr>
-        <w:t>Model parameters (effective values calibrated to SKY130, tt, 27 °C; see calib/ in the build scripts): VDD = 1.8 V, |VT| = 0.55 V, k′n = 90 μA/V², k′p = 39 μA/V², L = 0.15 μm, minimum W = 0.42 μm.</w:t>
+        <w:t>Model parameters (effective values calibrated to SKY130, tt, 27 °C; see calib/ in the build scripts): VDD = 1.8 V, |VT| = 0.55 V, k′n = 84 μA/V², k′p = 35 μA/V², L = 0.15 μm, minimum W = 0.42 μm.</w:t>
       </w:r>
     </w:p>
     <w:p>
@@ -487,7 +487,7 @@
         <w:rPr>
           <w:rFonts w:ascii="Times New Roman" w:hAnsi="Times New Roman" w:eastAsia="宋体"/>
         </w:rPr>
-        <w:t>2. 读出 VM、VIL、VIH、NML、NMH；把尺寸比改为 1.5、2.30、3.0 重复，填表 2。</w:t>
+        <w:t>2. 读出 VM、VIL、VIH、NML、NMH；把尺寸比改为 1.5、2.45、3.0 重复，填表 2。</w:t>
       </w:r>
       <w:r>
         <w:br/>
@@ -497,7 +497,7 @@
           <w:color w:val="5B6B75"/>
           <w:sz w:val="19"/>
         </w:rPr>
-        <w:t>Read VM, VIL, VIH, NML and NMH; repeat for ratios 1.5, 2.30 and 3.0 in Table 2.</w:t>
+        <w:t>Read VM, VIL, VIH, NML and NMH; repeat for ratios 1.5, 2.45 and 3.0 in Table 2.</w:t>
       </w:r>
     </w:p>
     <w:p>
@@ -1288,7 +1288,7 @@
                 <w:rFonts w:ascii="Times New Roman" w:hAnsi="Times New Roman" w:eastAsia="宋体"/>
                 <w:sz w:val="19"/>
               </w:rPr>
-              <w:t>2.30</w:t>
+              <w:t>2.45</w:t>
             </w:r>
           </w:p>
         </w:tc>
@@ -1614,7 +1614,7 @@
         <w:rPr>
           <w:rFonts w:ascii="Times New Roman" w:hAnsi="Times New Roman" w:eastAsia="宋体"/>
         </w:rPr>
-        <w:t>编码器信号经 2 m 电缆进入芯片，叠加约 ±0.3 V 干扰。(1) Wp/Wn = 1 时 NML、NMH 各多少（参考：0.63、0.84 V）？(2) Wp/Wn = 2.31 时呢（参考：均约 0.725 V）？(3) 要求容限不小于干扰的 2 倍，应怎样选尺寸？干扰更大时电路上还能怎么办（如施密特触发器、差分信号）？</w:t>
+        <w:t>编码器信号经 2 m 电缆进入芯片，叠加约 ±0.3 V 干扰。(1) Wp/Wn = 1 时 NML、NMH 各多少（参考：0.62、0.85 V）？(2) Wp/Wn = 2.43 时呢（参考：均约 0.725 V）？(3) 要求容限不小于干扰的 2 倍，应怎样选尺寸？干扰更大时电路上还能怎么办（如施密特触发器、差分信号）？</w:t>
       </w:r>
     </w:p>
     <w:p>
@@ -1628,7 +1628,7 @@
           <w:color w:val="5B6B75"/>
           <w:sz w:val="19"/>
         </w:rPr>
-        <w:t>The encoder signal travels 2 m of cable with about ±0.3 V of noise. (1) With Wp/Wn = 1, what are NML and NMH (reference: 0.63 and 0.84 V)? (2) With Wp/Wn = 2.31 (reference: both about 0.725 V)? (3) If the margins must be at least twice the noise, how would you size it, and what if the noise were larger (Schmitt trigger, differential signalling)?</w:t>
+        <w:t>The encoder signal travels 2 m of cable with about ±0.3 V of noise. (1) With Wp/Wn = 1, what are NML and NMH (reference: 0.62 and 0.85 V)? (2) With Wp/Wn = 2.43 (reference: both about 0.725 V)? (3) If the margins must be at least twice the noise, how would you size it, and what if the noise were larger (Schmitt trigger, differential signalling)?</w:t>
       </w:r>
     </w:p>
     <w:p>
